--- a/Heist/BoxCAscii.docx
+++ b/Heist/BoxCAscii.docx
@@ -13,26 +13,380 @@
           <w:szCs w:val="36"/>
         </w:rPr>
       </w:pPr>
+    </w:p>
+    <w:p>
+      <w:pPr>
+        <w:jc w:val="center"/>
+        <w:rPr>
+          <w:rFonts w:ascii="Inter" w:hAnsi="Inter"/>
+          <w:b/>
+          <w:bCs/>
+          <w:sz w:val="36"/>
+          <w:szCs w:val="36"/>
+        </w:rPr>
+      </w:pPr>
       <w:r>
         <w:rPr>
           <w:rFonts w:ascii="Inter" w:hAnsi="Inter"/>
           <w:b/>
           <w:bCs/>
-          <w:sz w:val="36"/>
-          <w:szCs w:val="36"/>
-        </w:rPr>
-        <w:t xml:space="preserve">BOX </w:t>
+          <w:noProof/>
+          <w:sz w:val="36"/>
+          <w:szCs w:val="36"/>
+        </w:rPr>
+        <mc:AlternateContent>
+          <mc:Choice Requires="wps">
+            <w:drawing>
+              <wp:anchor distT="45720" distB="45720" distL="114300" distR="114300" simplePos="0" relativeHeight="251659264" behindDoc="0" locked="0" layoutInCell="1" allowOverlap="1" wp14:anchorId="0BA03192" wp14:editId="0763B349">
+                <wp:simplePos x="0" y="0"/>
+                <wp:positionH relativeFrom="margin">
+                  <wp:align>center</wp:align>
+                </wp:positionH>
+                <wp:positionV relativeFrom="paragraph">
+                  <wp:posOffset>97155</wp:posOffset>
+                </wp:positionV>
+                <wp:extent cx="2360930" cy="1404620"/>
+                <wp:effectExtent l="0" t="0" r="1270" b="4445"/>
+                <wp:wrapSquare wrapText="bothSides"/>
+                <wp:docPr id="217" name="Text Box 2"/>
+                <wp:cNvGraphicFramePr>
+                  <a:graphicFrameLocks xmlns:a="http://schemas.openxmlformats.org/drawingml/2006/main"/>
+                </wp:cNvGraphicFramePr>
+                <a:graphic xmlns:a="http://schemas.openxmlformats.org/drawingml/2006/main">
+                  <a:graphicData uri="http://schemas.microsoft.com/office/word/2010/wordprocessingShape">
+                    <wps:wsp>
+                      <wps:cNvSpPr txBox="1">
+                        <a:spLocks noChangeArrowheads="1"/>
+                      </wps:cNvSpPr>
+                      <wps:spPr bwMode="auto">
+                        <a:xfrm rot="10800000">
+                          <a:off x="0" y="0"/>
+                          <a:ext cx="2360930" cy="1404620"/>
+                        </a:xfrm>
+                        <a:prstGeom prst="rect">
+                          <a:avLst/>
+                        </a:prstGeom>
+                        <a:solidFill>
+                          <a:srgbClr val="FFFFFF"/>
+                        </a:solidFill>
+                        <a:ln w="9525">
+                          <a:noFill/>
+                          <a:miter lim="800000"/>
+                          <a:headEnd/>
+                          <a:tailEnd/>
+                        </a:ln>
+                      </wps:spPr>
+                      <wps:txbx>
+                        <w:txbxContent>
+                          <w:p>
+                            <w:pPr>
+                              <w:rPr>
+                                <w:rFonts w:ascii="Inter" w:hAnsi="Inter"/>
+                                <w:b/>
+                                <w:bCs/>
+                                <w:sz w:val="44"/>
+                                <w:szCs w:val="44"/>
+                              </w:rPr>
+                            </w:pPr>
+                            <w:r>
+                              <w:rPr>
+                                <w:rFonts w:ascii="Inter" w:hAnsi="Inter"/>
+                                <w:b/>
+                                <w:bCs/>
+                                <w:sz w:val="44"/>
+                                <w:szCs w:val="44"/>
+                              </w:rPr>
+                              <w:t>UNLOCK BOX C</w:t>
+                            </w:r>
+                          </w:p>
+                        </w:txbxContent>
+                      </wps:txbx>
+                      <wps:bodyPr rot="0" vert="horz" wrap="square" lIns="91440" tIns="45720" rIns="91440" bIns="45720" anchor="t" anchorCtr="0">
+                        <a:spAutoFit/>
+                      </wps:bodyPr>
+                    </wps:wsp>
+                  </a:graphicData>
+                </a:graphic>
+                <wp14:sizeRelH relativeFrom="margin">
+                  <wp14:pctWidth>0</wp14:pctWidth>
+                </wp14:sizeRelH>
+                <wp14:sizeRelV relativeFrom="margin">
+                  <wp14:pctHeight>0</wp14:pctHeight>
+                </wp14:sizeRelV>
+              </wp:anchor>
+            </w:drawing>
+          </mc:Choice>
+          <mc:Fallback>
+            <w:pict>
+              <v:shapetype w14:anchorId="0BA03192" id="_x0000_t202" coordsize="21600,21600" o:spt="202" path="m,l,21600r21600,l21600,xe">
+                <v:stroke joinstyle="miter"/>
+                <v:path gradientshapeok="t" o:connecttype="rect"/>
+              </v:shapetype>
+              <v:shape id="Text Box 2" o:spid="_x0000_s1026" type="#_x0000_t202" style="position:absolute;left:0;text-align:left;margin-left:0;margin-top:7.65pt;width:185.9pt;height:110.6pt;rotation:180;z-index:251659264;visibility:visible;mso-wrap-style:square;mso-width-percent:0;mso-height-percent:0;mso-wrap-distance-left:9pt;mso-wrap-distance-top:3.6pt;mso-wrap-distance-right:9pt;mso-wrap-distance-bottom:3.6pt;mso-position-horizontal:center;mso-position-horizontal-relative:margin;mso-position-vertical:absolute;mso-position-vertical-relative:text;mso-width-percent:0;mso-height-percent:0;mso-width-relative:margin;mso-height-relative:margin;v-text-anchor:top" o:gfxdata="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" stroked="f">
+                <v:textbox style="mso-fit-shape-to-text:t">
+                  <w:txbxContent>
+                    <w:p>
+                      <w:pPr>
+                        <w:rPr>
+                          <w:rFonts w:ascii="Inter" w:hAnsi="Inter"/>
+                          <w:b/>
+                          <w:bCs/>
+                          <w:sz w:val="44"/>
+                          <w:szCs w:val="44"/>
+                        </w:rPr>
+                      </w:pPr>
+                      <w:r>
+                        <w:rPr>
+                          <w:rFonts w:ascii="Inter" w:hAnsi="Inter"/>
+                          <w:b/>
+                          <w:bCs/>
+                          <w:sz w:val="44"/>
+                          <w:szCs w:val="44"/>
+                        </w:rPr>
+                        <w:t>UNLOCK BOX C</w:t>
+                      </w:r>
+                    </w:p>
+                  </w:txbxContent>
+                </v:textbox>
+                <w10:wrap type="square" anchorx="margin"/>
+              </v:shape>
+            </w:pict>
+          </mc:Fallback>
+        </mc:AlternateContent>
       </w:r>
-      <w:r>
-        <w:rPr>
-          <w:rFonts w:ascii="Inter" w:hAnsi="Inter"/>
-          <w:b/>
-          <w:bCs/>
-          <w:sz w:val="36"/>
-          <w:szCs w:val="36"/>
-        </w:rPr>
-        <w:t>C</w:t>
-      </w:r>
+    </w:p>
+    <w:p>
+      <w:pPr>
+        <w:jc w:val="center"/>
+        <w:rPr>
+          <w:rFonts w:ascii="Inter" w:hAnsi="Inter"/>
+          <w:b/>
+          <w:bCs/>
+          <w:sz w:val="36"/>
+          <w:szCs w:val="36"/>
+        </w:rPr>
+      </w:pPr>
+    </w:p>
+    <w:p>
+      <w:pPr>
+        <w:jc w:val="center"/>
+        <w:rPr>
+          <w:rFonts w:ascii="Inter" w:hAnsi="Inter"/>
+          <w:b/>
+          <w:bCs/>
+          <w:sz w:val="36"/>
+          <w:szCs w:val="36"/>
+        </w:rPr>
+      </w:pPr>
+    </w:p>
+    <w:p>
+      <w:pPr>
+        <w:jc w:val="center"/>
+        <w:rPr>
+          <w:rFonts w:ascii="Inter" w:hAnsi="Inter"/>
+          <w:b/>
+          <w:bCs/>
+          <w:sz w:val="36"/>
+          <w:szCs w:val="36"/>
+        </w:rPr>
+      </w:pPr>
+    </w:p>
+    <w:p>
+      <w:pPr>
+        <w:jc w:val="center"/>
+        <w:rPr>
+          <w:rFonts w:ascii="Inter" w:hAnsi="Inter"/>
+          <w:b/>
+          <w:bCs/>
+          <w:sz w:val="36"/>
+          <w:szCs w:val="36"/>
+        </w:rPr>
+      </w:pPr>
+    </w:p>
+    <w:p>
+      <w:pPr>
+        <w:rPr>
+          <w:rFonts w:ascii="Inter" w:hAnsi="Inter"/>
+          <w:b/>
+          <w:bCs/>
+          <w:sz w:val="36"/>
+          <w:szCs w:val="36"/>
+        </w:rPr>
+      </w:pPr>
+    </w:p>
+    <w:p>
+      <w:pPr>
+        <w:jc w:val="center"/>
+        <w:rPr>
+          <w:rFonts w:ascii="Inter" w:hAnsi="Inter"/>
+          <w:b/>
+          <w:bCs/>
+          <w:sz w:val="36"/>
+          <w:szCs w:val="36"/>
+        </w:rPr>
+      </w:pPr>
+    </w:p>
+    <w:p>
+      <w:pPr>
+        <w:jc w:val="center"/>
+        <w:rPr>
+          <w:rFonts w:ascii="Inter" w:hAnsi="Inter"/>
+          <w:b/>
+          <w:bCs/>
+          <w:sz w:val="36"/>
+          <w:szCs w:val="36"/>
+        </w:rPr>
+      </w:pPr>
+    </w:p>
+    <w:p>
+      <w:pPr>
+        <w:jc w:val="center"/>
+        <w:rPr>
+          <w:rFonts w:ascii="Inter" w:hAnsi="Inter"/>
+          <w:b/>
+          <w:bCs/>
+          <w:sz w:val="36"/>
+          <w:szCs w:val="36"/>
+        </w:rPr>
+      </w:pPr>
+    </w:p>
+    <w:p>
+      <w:pPr>
+        <w:jc w:val="center"/>
+        <w:rPr>
+          <w:rFonts w:ascii="Inter" w:hAnsi="Inter"/>
+          <w:b/>
+          <w:bCs/>
+          <w:sz w:val="36"/>
+          <w:szCs w:val="36"/>
+        </w:rPr>
+      </w:pPr>
+    </w:p>
+    <w:p>
+      <w:pPr>
+        <w:jc w:val="center"/>
+        <w:rPr>
+          <w:rFonts w:ascii="Inter" w:hAnsi="Inter"/>
+          <w:b/>
+          <w:bCs/>
+          <w:sz w:val="36"/>
+          <w:szCs w:val="36"/>
+        </w:rPr>
+      </w:pPr>
+    </w:p>
+    <w:p>
+      <w:pPr>
+        <w:jc w:val="center"/>
+        <w:rPr>
+          <w:rFonts w:ascii="Inter" w:hAnsi="Inter"/>
+          <w:b/>
+          <w:bCs/>
+          <w:sz w:val="36"/>
+          <w:szCs w:val="36"/>
+        </w:rPr>
+      </w:pPr>
+    </w:p>
+    <w:p>
+      <w:pPr>
+        <w:jc w:val="center"/>
+        <w:rPr>
+          <w:rFonts w:ascii="Inter" w:hAnsi="Inter"/>
+          <w:b/>
+          <w:bCs/>
+          <w:sz w:val="36"/>
+          <w:szCs w:val="36"/>
+        </w:rPr>
+      </w:pPr>
+    </w:p>
+    <w:p>
+      <w:pPr>
+        <w:jc w:val="center"/>
+        <w:rPr>
+          <w:rFonts w:ascii="Inter" w:hAnsi="Inter"/>
+          <w:b/>
+          <w:bCs/>
+          <w:sz w:val="36"/>
+          <w:szCs w:val="36"/>
+        </w:rPr>
+      </w:pPr>
+    </w:p>
+    <w:p>
+      <w:pPr>
+        <w:jc w:val="center"/>
+        <w:rPr>
+          <w:rFonts w:ascii="Inter" w:hAnsi="Inter"/>
+          <w:b/>
+          <w:bCs/>
+          <w:sz w:val="36"/>
+          <w:szCs w:val="36"/>
+        </w:rPr>
+      </w:pPr>
+    </w:p>
+    <w:p>
+      <w:pPr>
+        <w:jc w:val="center"/>
+        <w:rPr>
+          <w:rFonts w:ascii="Inter" w:hAnsi="Inter"/>
+          <w:b/>
+          <w:bCs/>
+          <w:sz w:val="36"/>
+          <w:szCs w:val="36"/>
+        </w:rPr>
+      </w:pPr>
+    </w:p>
+    <w:p>
+      <w:pPr>
+        <w:jc w:val="center"/>
+        <w:rPr>
+          <w:rFonts w:ascii="Inter" w:hAnsi="Inter"/>
+          <w:b/>
+          <w:bCs/>
+          <w:sz w:val="36"/>
+          <w:szCs w:val="36"/>
+        </w:rPr>
+      </w:pPr>
+    </w:p>
+    <w:p>
+      <w:pPr>
+        <w:jc w:val="center"/>
+        <w:rPr>
+          <w:rFonts w:ascii="Inter" w:hAnsi="Inter"/>
+          <w:b/>
+          <w:bCs/>
+          <w:sz w:val="36"/>
+          <w:szCs w:val="36"/>
+        </w:rPr>
+      </w:pPr>
+    </w:p>
+    <w:p>
+      <w:pPr>
+        <w:jc w:val="center"/>
+        <w:rPr>
+          <w:rFonts w:ascii="Inter" w:hAnsi="Inter"/>
+          <w:b/>
+          <w:bCs/>
+          <w:sz w:val="36"/>
+          <w:szCs w:val="36"/>
+        </w:rPr>
+      </w:pPr>
+    </w:p>
+    <w:p>
+      <w:pPr>
+        <w:rPr>
+          <w:rFonts w:ascii="Director" w:hAnsi="Director"/>
+          <w:sz w:val="36"/>
+          <w:szCs w:val="36"/>
+        </w:rPr>
+      </w:pPr>
+    </w:p>
+    <w:p>
+      <w:pPr>
+        <w:rPr>
+          <w:rFonts w:ascii="Director" w:hAnsi="Director"/>
+          <w:sz w:val="36"/>
+          <w:szCs w:val="36"/>
+        </w:rPr>
+      </w:pPr>
     </w:p>
     <w:p>
       <w:pPr>
@@ -50,6 +404,18 @@
         </w:rPr>
         <w:t>71 111 111 100 32 106 111 98 32 102 105 103 117 114 105 110 103 32 111 117 116 32 116 104 97 116 32 116 104 105 115 32 105 115 32 65 83 67 73 73 33 32 89 111 117 114 32 110 101 120 116 32 99 108 117 101 32 105 115 58 32 77 73 68 84 79 87 78 50 50 46 32 76 111 103 32 105 110 116 111 32 116 104 101 32 99 111 109 112 117 116 101 114 44 32 79 112 101 110 32 116 104 101 32 82 101 99 121 99 108 105 110 103 32 66 105 110 32 97 110 100 32 114 101 115 116 111 114 101 32 116 104 101 32 102 105 108 101 44 32 80 108 97 121 32 116 104 101 32 103 97 109 101 46 32 99 104 97 110 103 101 32 116 104 101 32 118 97 114 115 32 116 111 32 74 85 77 80 95 83 80 69 69 68 32 61 32 49 50 48 48 59 83 80 69 69 68 32 61 32 56 48 48 59 71 82 65 86 73 84 89 32 61 32 50 52 48 48 59</w:t>
       </w:r>
+    </w:p>
+    <w:p>
+      <w:pPr>
+        <w:jc w:val="center"/>
+        <w:rPr>
+          <w:rFonts w:ascii="Inter" w:hAnsi="Inter"/>
+          <w:b/>
+          <w:bCs/>
+          <w:sz w:val="36"/>
+          <w:szCs w:val="36"/>
+        </w:rPr>
+      </w:pPr>
     </w:p>
     <w:sectPr>
       <w:pgSz w:w="12240" w:h="15840"/>
